--- a/test/_Rådhusvagten/Runderings tider/Kødbyvagten.docx
+++ b/test/_Rådhusvagten/Runderings tider/Kødbyvagten.docx
@@ -578,7 +578,15 @@
                 <w:sz w:val="20"/>
                 <w:szCs w:val="20"/>
               </w:rPr>
-              <w:t>in</w:t>
+              <w:t>I</w:t>
+            </w:r>
+            <w:r>
+              <w:rPr>
+                <w:rFonts w:eastAsiaTheme="minorEastAsia"/>
+                <w:sz w:val="20"/>
+                <w:szCs w:val="20"/>
+              </w:rPr>
+              <w:t>n</w:t>
             </w:r>
             <w:r>
               <w:rPr>
@@ -596,6 +604,160 @@
               </w:rPr>
               <w:t>vendig</w:t>
             </w:r>
+          </w:p>
+        </w:tc>
+      </w:tr>
+      <w:tr>
+        <w:trPr>
+          <w:trHeight w:val="165"/>
+        </w:trPr>
+        <w:tc>
+          <w:tcPr>
+            <w:tcW w:w="1449" w:type="dxa"/>
+            <w:tcMar>
+              <w:left w:w="105" w:type="dxa"/>
+              <w:right w:w="105" w:type="dxa"/>
+            </w:tcMar>
+          </w:tcPr>
+          <w:p>
+            <w:pPr>
+              <w:rPr>
+                <w:rFonts w:eastAsiaTheme="minorEastAsia"/>
+                <w:color w:val="000000" w:themeColor="text1"/>
+                <w:sz w:val="20"/>
+                <w:szCs w:val="20"/>
+              </w:rPr>
+            </w:pPr>
+            <w:r>
+              <w:rPr>
+                <w:rFonts w:eastAsiaTheme="minorEastAsia"/>
+                <w:color w:val="000000" w:themeColor="text1"/>
+                <w:sz w:val="20"/>
+                <w:szCs w:val="20"/>
+              </w:rPr>
+              <w:t>23:00</w:t>
+            </w:r>
+          </w:p>
+        </w:tc>
+        <w:tc>
+          <w:tcPr>
+            <w:tcW w:w="2517" w:type="dxa"/>
+            <w:tcMar>
+              <w:left w:w="105" w:type="dxa"/>
+              <w:right w:w="105" w:type="dxa"/>
+            </w:tcMar>
+          </w:tcPr>
+          <w:p>
+            <w:pPr>
+              <w:rPr>
+                <w:rFonts w:eastAsiaTheme="minorEastAsia"/>
+                <w:sz w:val="20"/>
+                <w:szCs w:val="20"/>
+              </w:rPr>
+            </w:pPr>
+            <w:r>
+              <w:rPr>
+                <w:rFonts w:eastAsiaTheme="minorEastAsia"/>
+                <w:sz w:val="20"/>
+                <w:szCs w:val="20"/>
+              </w:rPr>
+              <w:t>Gasværkvejens Skole</w:t>
+            </w:r>
+          </w:p>
+        </w:tc>
+        <w:tc>
+          <w:tcPr>
+            <w:tcW w:w="5049" w:type="dxa"/>
+            <w:tcMar>
+              <w:left w:w="105" w:type="dxa"/>
+              <w:right w:w="105" w:type="dxa"/>
+            </w:tcMar>
+          </w:tcPr>
+          <w:p>
+            <w:pPr>
+              <w:rPr>
+                <w:rFonts w:eastAsiaTheme="minorEastAsia"/>
+                <w:sz w:val="20"/>
+                <w:szCs w:val="20"/>
+              </w:rPr>
+            </w:pPr>
+          </w:p>
+        </w:tc>
+      </w:tr>
+      <w:tr>
+        <w:trPr>
+          <w:trHeight w:val="165"/>
+        </w:trPr>
+        <w:tc>
+          <w:tcPr>
+            <w:tcW w:w="1449" w:type="dxa"/>
+            <w:tcMar>
+              <w:left w:w="105" w:type="dxa"/>
+              <w:right w:w="105" w:type="dxa"/>
+            </w:tcMar>
+          </w:tcPr>
+          <w:p>
+            <w:pPr>
+              <w:rPr>
+                <w:rFonts w:eastAsiaTheme="minorEastAsia"/>
+                <w:color w:val="000000" w:themeColor="text1"/>
+                <w:sz w:val="20"/>
+                <w:szCs w:val="20"/>
+              </w:rPr>
+            </w:pPr>
+            <w:r>
+              <w:rPr>
+                <w:rFonts w:eastAsiaTheme="minorEastAsia"/>
+                <w:color w:val="000000" w:themeColor="text1"/>
+                <w:sz w:val="20"/>
+                <w:szCs w:val="20"/>
+              </w:rPr>
+              <w:t>03:00</w:t>
+            </w:r>
+          </w:p>
+        </w:tc>
+        <w:tc>
+          <w:tcPr>
+            <w:tcW w:w="2517" w:type="dxa"/>
+            <w:tcMar>
+              <w:left w:w="105" w:type="dxa"/>
+              <w:right w:w="105" w:type="dxa"/>
+            </w:tcMar>
+          </w:tcPr>
+          <w:p>
+            <w:pPr>
+              <w:rPr>
+                <w:rFonts w:eastAsiaTheme="minorEastAsia"/>
+                <w:sz w:val="20"/>
+                <w:szCs w:val="20"/>
+              </w:rPr>
+            </w:pPr>
+            <w:r>
+              <w:rPr>
+                <w:rFonts w:eastAsiaTheme="minorEastAsia"/>
+                <w:sz w:val="20"/>
+                <w:szCs w:val="20"/>
+              </w:rPr>
+              <w:t>Gasværkvejens Skole</w:t>
+            </w:r>
+          </w:p>
+        </w:tc>
+        <w:tc>
+          <w:tcPr>
+            <w:tcW w:w="5049" w:type="dxa"/>
+            <w:tcMar>
+              <w:left w:w="105" w:type="dxa"/>
+              <w:right w:w="105" w:type="dxa"/>
+            </w:tcMar>
+          </w:tcPr>
+          <w:p>
+            <w:pPr>
+              <w:rPr>
+                <w:rFonts w:eastAsiaTheme="minorEastAsia"/>
+                <w:sz w:val="20"/>
+                <w:szCs w:val="20"/>
+              </w:rPr>
+            </w:pPr>
           </w:p>
         </w:tc>
       </w:tr>
@@ -1044,6 +1206,166 @@
                 <w:szCs w:val="20"/>
               </w:rPr>
               <w:t>Kødbyen</w:t>
+            </w:r>
+          </w:p>
+        </w:tc>
+        <w:tc>
+          <w:tcPr>
+            <w:tcW w:w="5049" w:type="dxa"/>
+            <w:tcMar>
+              <w:left w:w="105" w:type="dxa"/>
+              <w:right w:w="105" w:type="dxa"/>
+            </w:tcMar>
+          </w:tcPr>
+          <w:p>
+            <w:pPr>
+              <w:rPr>
+                <w:rFonts w:eastAsiaTheme="minorEastAsia"/>
+                <w:sz w:val="20"/>
+                <w:szCs w:val="20"/>
+              </w:rPr>
+            </w:pPr>
+          </w:p>
+        </w:tc>
+      </w:tr>
+      <w:tr>
+        <w:trPr>
+          <w:trHeight w:val="165"/>
+        </w:trPr>
+        <w:tc>
+          <w:tcPr>
+            <w:tcW w:w="1449" w:type="dxa"/>
+            <w:tcMar>
+              <w:left w:w="105" w:type="dxa"/>
+              <w:right w:w="105" w:type="dxa"/>
+            </w:tcMar>
+          </w:tcPr>
+          <w:p>
+            <w:pPr>
+              <w:rPr>
+                <w:rFonts w:eastAsiaTheme="minorEastAsia"/>
+                <w:color w:val="000000" w:themeColor="text1"/>
+                <w:sz w:val="20"/>
+                <w:szCs w:val="20"/>
+              </w:rPr>
+            </w:pPr>
+            <w:r>
+              <w:rPr>
+                <w:rFonts w:eastAsiaTheme="minorEastAsia"/>
+                <w:color w:val="000000" w:themeColor="text1"/>
+                <w:sz w:val="20"/>
+                <w:szCs w:val="20"/>
+              </w:rPr>
+              <w:t>23:00</w:t>
+            </w:r>
+          </w:p>
+        </w:tc>
+        <w:tc>
+          <w:tcPr>
+            <w:tcW w:w="2517" w:type="dxa"/>
+            <w:tcMar>
+              <w:left w:w="105" w:type="dxa"/>
+              <w:right w:w="105" w:type="dxa"/>
+            </w:tcMar>
+          </w:tcPr>
+          <w:p>
+            <w:pPr>
+              <w:tabs>
+                <w:tab w:val="left" w:pos="2198"/>
+              </w:tabs>
+              <w:rPr>
+                <w:rFonts w:eastAsiaTheme="minorEastAsia"/>
+                <w:sz w:val="20"/>
+                <w:szCs w:val="20"/>
+              </w:rPr>
+            </w:pPr>
+            <w:r>
+              <w:rPr>
+                <w:rFonts w:eastAsiaTheme="minorEastAsia"/>
+                <w:sz w:val="20"/>
+                <w:szCs w:val="20"/>
+              </w:rPr>
+              <w:t>Gasværkvejens Skole</w:t>
+            </w:r>
+          </w:p>
+        </w:tc>
+        <w:tc>
+          <w:tcPr>
+            <w:tcW w:w="5049" w:type="dxa"/>
+            <w:tcMar>
+              <w:left w:w="105" w:type="dxa"/>
+              <w:right w:w="105" w:type="dxa"/>
+            </w:tcMar>
+          </w:tcPr>
+          <w:p>
+            <w:pPr>
+              <w:rPr>
+                <w:rFonts w:eastAsiaTheme="minorEastAsia"/>
+                <w:sz w:val="20"/>
+                <w:szCs w:val="20"/>
+              </w:rPr>
+            </w:pPr>
+          </w:p>
+        </w:tc>
+      </w:tr>
+      <w:tr>
+        <w:trPr>
+          <w:trHeight w:val="165"/>
+        </w:trPr>
+        <w:tc>
+          <w:tcPr>
+            <w:tcW w:w="1449" w:type="dxa"/>
+            <w:tcMar>
+              <w:left w:w="105" w:type="dxa"/>
+              <w:right w:w="105" w:type="dxa"/>
+            </w:tcMar>
+          </w:tcPr>
+          <w:p>
+            <w:pPr>
+              <w:rPr>
+                <w:rFonts w:eastAsiaTheme="minorEastAsia"/>
+                <w:color w:val="000000" w:themeColor="text1"/>
+                <w:sz w:val="20"/>
+                <w:szCs w:val="20"/>
+              </w:rPr>
+            </w:pPr>
+            <w:r>
+              <w:rPr>
+                <w:rFonts w:eastAsiaTheme="minorEastAsia"/>
+                <w:color w:val="000000" w:themeColor="text1"/>
+                <w:sz w:val="20"/>
+                <w:szCs w:val="20"/>
+              </w:rPr>
+              <w:t>03:00</w:t>
+            </w:r>
+          </w:p>
+        </w:tc>
+        <w:tc>
+          <w:tcPr>
+            <w:tcW w:w="2517" w:type="dxa"/>
+            <w:tcMar>
+              <w:left w:w="105" w:type="dxa"/>
+              <w:right w:w="105" w:type="dxa"/>
+            </w:tcMar>
+          </w:tcPr>
+          <w:p>
+            <w:pPr>
+              <w:tabs>
+                <w:tab w:val="left" w:pos="2198"/>
+              </w:tabs>
+              <w:rPr>
+                <w:rFonts w:eastAsiaTheme="minorEastAsia"/>
+                <w:sz w:val="20"/>
+                <w:szCs w:val="20"/>
+              </w:rPr>
+            </w:pPr>
+            <w:r>
+              <w:rPr>
+                <w:rFonts w:eastAsiaTheme="minorEastAsia"/>
+                <w:sz w:val="20"/>
+                <w:szCs w:val="20"/>
+              </w:rPr>
+              <w:t>Gasværkvejens Skole</w:t>
             </w:r>
           </w:p>
         </w:tc>
@@ -1604,6 +1926,164 @@
           <w:p>
             <w:pPr>
               <w:spacing w:line="259" w:lineRule="auto"/>
+              <w:rPr>
+                <w:rFonts w:ascii="Calibri" w:eastAsia="Calibri" w:hAnsi="Calibri" w:cs="Calibri"/>
+                <w:sz w:val="20"/>
+                <w:szCs w:val="20"/>
+              </w:rPr>
+            </w:pPr>
+          </w:p>
+        </w:tc>
+      </w:tr>
+      <w:tr>
+        <w:trPr>
+          <w:trHeight w:val="165"/>
+        </w:trPr>
+        <w:tc>
+          <w:tcPr>
+            <w:tcW w:w="1449" w:type="dxa"/>
+            <w:tcMar>
+              <w:left w:w="105" w:type="dxa"/>
+              <w:right w:w="105" w:type="dxa"/>
+            </w:tcMar>
+          </w:tcPr>
+          <w:p>
+            <w:pPr>
+              <w:rPr>
+                <w:rFonts w:eastAsiaTheme="minorEastAsia"/>
+                <w:sz w:val="20"/>
+                <w:szCs w:val="20"/>
+              </w:rPr>
+            </w:pPr>
+            <w:r>
+              <w:rPr>
+                <w:rFonts w:eastAsiaTheme="minorEastAsia"/>
+                <w:sz w:val="20"/>
+                <w:szCs w:val="20"/>
+              </w:rPr>
+              <w:t>23:00</w:t>
+            </w:r>
+          </w:p>
+        </w:tc>
+        <w:tc>
+          <w:tcPr>
+            <w:tcW w:w="2517" w:type="dxa"/>
+            <w:tcMar>
+              <w:left w:w="105" w:type="dxa"/>
+              <w:right w:w="105" w:type="dxa"/>
+            </w:tcMar>
+          </w:tcPr>
+          <w:p>
+            <w:pPr>
+              <w:tabs>
+                <w:tab w:val="left" w:pos="1134"/>
+                <w:tab w:val="left" w:pos="2198"/>
+              </w:tabs>
+              <w:rPr>
+                <w:rFonts w:eastAsiaTheme="minorEastAsia"/>
+                <w:sz w:val="20"/>
+                <w:szCs w:val="20"/>
+              </w:rPr>
+            </w:pPr>
+            <w:r>
+              <w:rPr>
+                <w:rFonts w:eastAsiaTheme="minorEastAsia"/>
+                <w:sz w:val="20"/>
+                <w:szCs w:val="20"/>
+              </w:rPr>
+              <w:t>Gasværkvejens Skole</w:t>
+            </w:r>
+          </w:p>
+        </w:tc>
+        <w:tc>
+          <w:tcPr>
+            <w:tcW w:w="5049" w:type="dxa"/>
+            <w:tcMar>
+              <w:left w:w="105" w:type="dxa"/>
+              <w:right w:w="105" w:type="dxa"/>
+            </w:tcMar>
+          </w:tcPr>
+          <w:p>
+            <w:pPr>
+              <w:rPr>
+                <w:rFonts w:ascii="Calibri" w:eastAsia="Calibri" w:hAnsi="Calibri" w:cs="Calibri"/>
+                <w:sz w:val="20"/>
+                <w:szCs w:val="20"/>
+              </w:rPr>
+            </w:pPr>
+          </w:p>
+        </w:tc>
+      </w:tr>
+      <w:tr>
+        <w:trPr>
+          <w:trHeight w:val="165"/>
+        </w:trPr>
+        <w:tc>
+          <w:tcPr>
+            <w:tcW w:w="1449" w:type="dxa"/>
+            <w:tcMar>
+              <w:left w:w="105" w:type="dxa"/>
+              <w:right w:w="105" w:type="dxa"/>
+            </w:tcMar>
+          </w:tcPr>
+          <w:p>
+            <w:pPr>
+              <w:rPr>
+                <w:rFonts w:eastAsiaTheme="minorEastAsia"/>
+                <w:sz w:val="20"/>
+                <w:szCs w:val="20"/>
+              </w:rPr>
+            </w:pPr>
+            <w:r>
+              <w:rPr>
+                <w:rFonts w:eastAsiaTheme="minorEastAsia"/>
+                <w:sz w:val="20"/>
+                <w:szCs w:val="20"/>
+              </w:rPr>
+              <w:t>03:00</w:t>
+            </w:r>
+          </w:p>
+        </w:tc>
+        <w:tc>
+          <w:tcPr>
+            <w:tcW w:w="2517" w:type="dxa"/>
+            <w:tcMar>
+              <w:left w:w="105" w:type="dxa"/>
+              <w:right w:w="105" w:type="dxa"/>
+            </w:tcMar>
+          </w:tcPr>
+          <w:p>
+            <w:pPr>
+              <w:tabs>
+                <w:tab w:val="left" w:pos="1134"/>
+                <w:tab w:val="left" w:pos="2198"/>
+              </w:tabs>
+              <w:rPr>
+                <w:rFonts w:eastAsiaTheme="minorEastAsia"/>
+                <w:sz w:val="20"/>
+                <w:szCs w:val="20"/>
+              </w:rPr>
+            </w:pPr>
+            <w:r>
+              <w:rPr>
+                <w:rFonts w:eastAsiaTheme="minorEastAsia"/>
+                <w:sz w:val="20"/>
+                <w:szCs w:val="20"/>
+              </w:rPr>
+              <w:t>Gasværkvejens Skole</w:t>
+            </w:r>
+          </w:p>
+        </w:tc>
+        <w:tc>
+          <w:tcPr>
+            <w:tcW w:w="5049" w:type="dxa"/>
+            <w:tcMar>
+              <w:left w:w="105" w:type="dxa"/>
+              <w:right w:w="105" w:type="dxa"/>
+            </w:tcMar>
+          </w:tcPr>
+          <w:p>
+            <w:pPr>
               <w:rPr>
                 <w:rFonts w:ascii="Calibri" w:eastAsia="Calibri" w:hAnsi="Calibri" w:cs="Calibri"/>
                 <w:sz w:val="20"/>
@@ -1734,7 +2214,7 @@
       <w:rPr>
         <w:noProof/>
       </w:rPr>
-      <w:t>06-06-2025</w:t>
+      <w:t>05-03-2026</w:t>
     </w:r>
     <w:r>
       <w:fldChar w:fldCharType="end"/>
@@ -1786,7 +2266,6 @@
 <file path=word/header1.xml><?xml version="1.0" encoding="utf-8"?>
 <w:hdr xmlns:wpc="http://schemas.microsoft.com/office/word/2010/wordprocessingCanvas" xmlns:cx="http://schemas.microsoft.com/office/drawing/2014/chartex" xmlns:cx1="http://schemas.microsoft.com/office/drawing/2015/9/8/chartex" xmlns:cx2="http://schemas.microsoft.com/office/drawing/2015/10/21/chartex" xmlns:cx3="http://schemas.microsoft.com/office/drawing/2016/5/9/chartex" xmlns:cx4="http://schemas.microsoft.com/office/drawing/2016/5/10/chartex" xmlns:cx5="http://schemas.microsoft.com/office/drawing/2016/5/11/chartex" xmlns:cx6="http://schemas.microsoft.com/office/drawing/2016/5/12/chartex" xmlns:cx7="http://schemas.microsoft.com/office/drawing/2016/5/13/chartex" xmlns:cx8="http://schemas.microsoft.com/office/drawing/2016/5/14/chartex" xmlns:mc="http://schemas.openxmlformats.org/markup-compatibility/2006" xmlns:aink="http://schemas.microsoft.com/office/drawing/2016/ink" xmlns:am3d="http://schemas.microsoft.com/office/drawing/2017/model3d" xmlns:o="urn:schemas-microsoft-com:office:office" xmlns:oel="http://schemas.microsoft.com/office/2019/extlst" xmlns:r="http://schemas.openxmlformats.org/officeDocument/2006/relationships" xmlns:m="http://schemas.openxmlformats.org/officeDocument/2006/math" xmlns:v="urn:schemas-microsoft-com:vml" xmlns:wp14="http://schemas.microsoft.com/office/word/2010/wordprocessingDrawing" xmlns:wp="http://schemas.openxmlformats.org/drawingml/2006/wordprocessingDrawing" xmlns:w10="urn:schemas-microsoft-com:office:word" xmlns:w="http://schemas.openxmlformats.org/wordprocessingml/2006/main" xmlns:w14="http://schemas.microsoft.com/office/word/2010/wordml" xmlns:w15="http://schemas.microsoft.com/office/word/2012/wordml" xmlns:w16cex="http://schemas.microsoft.com/office/word/2018/wordml/cex" xmlns:w16cid="http://schemas.microsoft.com/office/word/2016/wordml/cid" xmlns:w16="http://schemas.microsoft.com/office/word/2018/wordml" xmlns:w16du="http://schemas.microsoft.com/office/word/2023/wordml/word16du" xmlns:w16sdtdh="http://schemas.microsoft.com/office/word/2020/wordml/sdtdatahash" xmlns:w16sdtfl="http://schemas.microsoft.com/office/word/2024/wordml/sdtformatlock" xmlns:w16se="http://schemas.microsoft.com/office/word/2015/wordml/symex" xmlns:wpg="http://schemas.microsoft.com/office/word/2010/wordprocessingGroup" xmlns:wpi="http://schemas.microsoft.com/office/word/2010/wordprocessingInk" xmlns:wne="http://schemas.microsoft.com/office/word/2006/wordml" xmlns:wps="http://schemas.microsoft.com/office/word/2010/wordprocessingShape" mc:Ignorable="w14 w15 w16se w16cid w16 w16cex w16sdtdh w16sdtfl w16du wp14">
   <w:p>
-    <w:proofErr w:type="gramStart"/>
     <w:r>
       <w:rPr>
         <w:rFonts w:eastAsiaTheme="minorEastAsia"/>
@@ -1798,7 +2277,6 @@
       </w:rPr>
       <w:t>Kødby vagten</w:t>
     </w:r>
-    <w:proofErr w:type="gramEnd"/>
   </w:p>
 </w:hdr>
 </file>
@@ -2674,8 +3152,37 @@
 </file>
 
 <file path=customXml/item1.xml><?xml version="1.0" encoding="utf-8"?>
-<ct:contentTypeSchema xmlns:ct="http://schemas.microsoft.com/office/2006/metadata/contentType" xmlns:ma="http://schemas.microsoft.com/office/2006/metadata/properties/metaAttributes" ct:_="" ma:_="" ma:contentTypeName="Dokument" ma:contentTypeID="0x01010024556FA7B362AE4B8446F9CC073D5A4F" ma:contentTypeVersion="21" ma:contentTypeDescription="Opret et nyt dokument." ma:contentTypeScope="" ma:versionID="d1aa7de62efe80bb21950df6e450197f">
-  <xsd:schema xmlns:xsd="http://www.w3.org/2001/XMLSchema" xmlns:xs="http://www.w3.org/2001/XMLSchema" xmlns:p="http://schemas.microsoft.com/office/2006/metadata/properties" xmlns:ns2="0f03729d-1f1c-4b43-bedd-870f9fd028b5" xmlns:ns3="45c24c4d-4de2-4a11-996b-ad1b02b5a53f" targetNamespace="http://schemas.microsoft.com/office/2006/metadata/properties" ma:root="true" ma:fieldsID="14b8e5f815d087d67dcc59fc9196c213" ns2:_="" ns3:_="">
+<?mso-contentType ?>
+<FormTemplates xmlns="http://schemas.microsoft.com/sharepoint/v3/contenttype/forms">
+  <Display>DocumentLibraryForm</Display>
+  <Edit>DocumentLibraryForm</Edit>
+  <New>DocumentLibraryForm</New>
+</FormTemplates>
+</file>
+
+<file path=customXml/item2.xml><?xml version="1.0" encoding="utf-8"?>
+<p:properties xmlns:p="http://schemas.microsoft.com/office/2006/metadata/properties" xmlns:xsi="http://www.w3.org/2001/XMLSchema-instance" xmlns:pc="http://schemas.microsoft.com/office/infopath/2007/PartnerControls">
+  <documentManagement>
+    <eDoc xmlns="0f03729d-1f1c-4b43-bedd-870f9fd028b5" xsi:nil="true"/>
+    <lcf76f155ced4ddcb4097134ff3c332f xmlns="0f03729d-1f1c-4b43-bedd-870f9fd028b5">
+      <Terms xmlns="http://schemas.microsoft.com/office/infopath/2007/PartnerControls"/>
+    </lcf76f155ced4ddcb4097134ff3c332f>
+    <dato xmlns="0f03729d-1f1c-4b43-bedd-870f9fd028b5">2023-12-19T23:00:00+00:00</dato>
+    <Note xmlns="0f03729d-1f1c-4b43-bedd-870f9fd028b5" xsi:nil="true"/>
+    <SharedWithUsers xmlns="45c24c4d-4de2-4a11-996b-ad1b02b5a53f">
+      <UserInfo>
+        <DisplayName>Jesper Larsen</DisplayName>
+        <AccountId>110</AccountId>
+        <AccountType/>
+      </UserInfo>
+    </SharedWithUsers>
+  </documentManagement>
+</p:properties>
+</file>
+
+<file path=customXml/item3.xml><?xml version="1.0" encoding="utf-8"?>
+<ct:contentTypeSchema xmlns:ct="http://schemas.microsoft.com/office/2006/metadata/contentType" xmlns:ma="http://schemas.microsoft.com/office/2006/metadata/properties/metaAttributes" ct:_="" ma:_="" ma:contentTypeName="Dokument" ma:contentTypeID="0x01010024556FA7B362AE4B8446F9CC073D5A4F" ma:contentTypeVersion="21" ma:contentTypeDescription="Opret et nyt dokument." ma:contentTypeScope="" ma:versionID="29eb3a036b90b29db2fcb250f5ab1f36">
+  <xsd:schema xmlns:xsd="http://www.w3.org/2001/XMLSchema" xmlns:xs="http://www.w3.org/2001/XMLSchema" xmlns:p="http://schemas.microsoft.com/office/2006/metadata/properties" xmlns:ns2="0f03729d-1f1c-4b43-bedd-870f9fd028b5" xmlns:ns3="45c24c4d-4de2-4a11-996b-ad1b02b5a53f" targetNamespace="http://schemas.microsoft.com/office/2006/metadata/properties" ma:root="true" ma:fieldsID="ad93c050f1bea95ca108ddf053299f1d" ns2:_="" ns3:_="">
     <xsd:import namespace="0f03729d-1f1c-4b43-bedd-870f9fd028b5"/>
     <xsd:import namespace="45c24c4d-4de2-4a11-996b-ad1b02b5a53f"/>
     <xsd:element name="properties">
@@ -2936,50 +3443,10 @@
 </ct:contentTypeSchema>
 </file>
 
-<file path=customXml/item2.xml><?xml version="1.0" encoding="utf-8"?>
-<p:properties xmlns:p="http://schemas.microsoft.com/office/2006/metadata/properties" xmlns:xsi="http://www.w3.org/2001/XMLSchema-instance" xmlns:pc="http://schemas.microsoft.com/office/infopath/2007/PartnerControls">
-  <documentManagement>
-    <eDoc xmlns="0f03729d-1f1c-4b43-bedd-870f9fd028b5" xsi:nil="true"/>
-    <lcf76f155ced4ddcb4097134ff3c332f xmlns="0f03729d-1f1c-4b43-bedd-870f9fd028b5">
-      <Terms xmlns="http://schemas.microsoft.com/office/infopath/2007/PartnerControls"/>
-    </lcf76f155ced4ddcb4097134ff3c332f>
-    <dato xmlns="0f03729d-1f1c-4b43-bedd-870f9fd028b5">2023-12-19T23:00:00+00:00</dato>
-    <Note xmlns="0f03729d-1f1c-4b43-bedd-870f9fd028b5" xsi:nil="true"/>
-    <SharedWithUsers xmlns="45c24c4d-4de2-4a11-996b-ad1b02b5a53f">
-      <UserInfo>
-        <DisplayName>Jesper Larsen</DisplayName>
-        <AccountId>110</AccountId>
-        <AccountType/>
-      </UserInfo>
-    </SharedWithUsers>
-  </documentManagement>
-</p:properties>
-</file>
-
-<file path=customXml/item3.xml><?xml version="1.0" encoding="utf-8"?>
-<?mso-contentType ?>
-<FormTemplates xmlns="http://schemas.microsoft.com/sharepoint/v3/contenttype/forms">
-  <Display>DocumentLibraryForm</Display>
-  <Edit>DocumentLibraryForm</Edit>
-  <New>DocumentLibraryForm</New>
-</FormTemplates>
-</file>
-
 <file path=customXml/itemProps1.xml><?xml version="1.0" encoding="utf-8"?>
-<ds:datastoreItem xmlns:ds="http://schemas.openxmlformats.org/officeDocument/2006/customXml" ds:itemID="{4838E8C1-472B-458A-A25A-F4319E15A0CA}">
+<ds:datastoreItem xmlns:ds="http://schemas.openxmlformats.org/officeDocument/2006/customXml" ds:itemID="{13E881FC-CF32-4702-8AE8-79CE58E667E3}">
   <ds:schemaRefs>
-    <ds:schemaRef ds:uri="http://schemas.microsoft.com/office/2006/metadata/contentType"/>
-    <ds:schemaRef ds:uri="http://schemas.microsoft.com/office/2006/metadata/properties/metaAttributes"/>
-    <ds:schemaRef ds:uri="http://www.w3.org/2001/XMLSchema"/>
-    <ds:schemaRef ds:uri="http://schemas.microsoft.com/office/2006/metadata/properties"/>
-    <ds:schemaRef ds:uri="0f03729d-1f1c-4b43-bedd-870f9fd028b5"/>
-    <ds:schemaRef ds:uri="45c24c4d-4de2-4a11-996b-ad1b02b5a53f"/>
-    <ds:schemaRef ds:uri="http://schemas.microsoft.com/office/2006/documentManagement/types"/>
-    <ds:schemaRef ds:uri="http://schemas.microsoft.com/office/infopath/2007/PartnerControls"/>
-    <ds:schemaRef ds:uri="http://schemas.openxmlformats.org/package/2006/metadata/core-properties"/>
-    <ds:schemaRef ds:uri="http://purl.org/dc/elements/1.1/"/>
-    <ds:schemaRef ds:uri="http://purl.org/dc/terms/"/>
-    <ds:schemaRef ds:uri="http://schemas.microsoft.com/internal/obd"/>
+    <ds:schemaRef ds:uri="http://schemas.microsoft.com/sharepoint/v3/contenttype/forms"/>
   </ds:schemaRefs>
 </ds:datastoreItem>
 </file>
@@ -2987,24 +3454,20 @@
 <file path=customXml/itemProps2.xml><?xml version="1.0" encoding="utf-8"?>
 <ds:datastoreItem xmlns:ds="http://schemas.openxmlformats.org/officeDocument/2006/customXml" ds:itemID="{070B2E7A-5BCA-483D-A69D-19957AE3BA76}">
   <ds:schemaRefs>
+    <ds:schemaRef ds:uri="http://purl.org/dc/dcmitype/"/>
+    <ds:schemaRef ds:uri="http://schemas.openxmlformats.org/package/2006/metadata/core-properties"/>
+    <ds:schemaRef ds:uri="http://schemas.microsoft.com/office/infopath/2007/PartnerControls"/>
+    <ds:schemaRef ds:uri="http://schemas.microsoft.com/office/2006/metadata/properties"/>
+    <ds:schemaRef ds:uri="http://purl.org/dc/terms/"/>
+    <ds:schemaRef ds:uri="http://www.w3.org/XML/1998/namespace"/>
+    <ds:schemaRef ds:uri="0f03729d-1f1c-4b43-bedd-870f9fd028b5"/>
     <ds:schemaRef ds:uri="http://schemas.microsoft.com/office/2006/documentManagement/types"/>
-    <ds:schemaRef ds:uri="http://schemas.microsoft.com/office/infopath/2007/PartnerControls"/>
-    <ds:schemaRef ds:uri="0f03729d-1f1c-4b43-bedd-870f9fd028b5"/>
     <ds:schemaRef ds:uri="http://purl.org/dc/elements/1.1/"/>
-    <ds:schemaRef ds:uri="http://schemas.microsoft.com/office/2006/metadata/properties"/>
     <ds:schemaRef ds:uri="45c24c4d-4de2-4a11-996b-ad1b02b5a53f"/>
-    <ds:schemaRef ds:uri="http://purl.org/dc/terms/"/>
-    <ds:schemaRef ds:uri="http://schemas.openxmlformats.org/package/2006/metadata/core-properties"/>
-    <ds:schemaRef ds:uri="http://www.w3.org/XML/1998/namespace"/>
-    <ds:schemaRef ds:uri="http://purl.org/dc/dcmitype/"/>
   </ds:schemaRefs>
 </ds:datastoreItem>
 </file>
 
 <file path=customXml/itemProps3.xml><?xml version="1.0" encoding="utf-8"?>
-<ds:datastoreItem xmlns:ds="http://schemas.openxmlformats.org/officeDocument/2006/customXml" ds:itemID="{13E881FC-CF32-4702-8AE8-79CE58E667E3}">
-  <ds:schemaRefs>
-    <ds:schemaRef ds:uri="http://schemas.microsoft.com/sharepoint/v3/contenttype/forms"/>
-  </ds:schemaRefs>
-</ds:datastoreItem>
+<ds:datastoreItem xmlns:ds="http://schemas.openxmlformats.org/officeDocument/2006/customXml" ds:itemID="{10A62B69-1CCD-4DA9-8847-65FB328FFF23}"/>
 </file>